--- a/zht/docx/238.content.docx
+++ b/zht/docx/238.content.docx
@@ -498,18 +498,12 @@
           <w:lang w:val="zh_TW" w:bidi="zh_TW"/>
         </w:rPr>
       </w:r>
-      <w:hyperlink r:id="rId13">
-        <w:r>
-          <w:rPr>
-            <w:lang w:val="zh_TW" w:bidi="zh_TW"/>
-          </w:rPr>
-          <w:rPr>
-            <w:color w:val="0000EE"/>
-            <w:u w:val="single"/>
-          </w:rPr>
-          <w:t>列王紀上8:51–53</w:t>
-        </w:r>
-      </w:hyperlink>
+      <w:r>
+        <w:rPr>
+          <w:lang w:val="zh_TW" w:bidi="zh_TW"/>
+        </w:rPr>
+        <w:t>列王紀上8:51–53</w:t>
+      </w:r>
     </w:p>
     <w:p>
       <w:pPr>
@@ -522,18 +516,12 @@
           <w:lang w:val="zh_TW" w:bidi="zh_TW"/>
         </w:rPr>
       </w:r>
-      <w:hyperlink r:id="rId14">
-        <w:r>
-          <w:rPr>
-            <w:lang w:val="zh_TW" w:bidi="zh_TW"/>
-          </w:rPr>
-          <w:rPr>
-            <w:color w:val="0000EE"/>
-            <w:u w:val="single"/>
-          </w:rPr>
-          <w:t>撒母耳記上8:7</w:t>
-        </w:r>
-      </w:hyperlink>
+      <w:r>
+        <w:rPr>
+          <w:lang w:val="zh_TW" w:bidi="zh_TW"/>
+        </w:rPr>
+        <w:t>撒母耳記上8:7</w:t>
+      </w:r>
     </w:p>
     <w:p>
       <w:pPr>
@@ -546,18 +534,12 @@
           <w:lang w:val="zh_TW" w:bidi="zh_TW"/>
         </w:rPr>
       </w:r>
-      <w:hyperlink r:id="rId15">
-        <w:r>
-          <w:rPr>
-            <w:lang w:val="zh_TW" w:bidi="zh_TW"/>
-          </w:rPr>
-          <w:rPr>
-            <w:color w:val="0000EE"/>
-            <w:u w:val="single"/>
-          </w:rPr>
-          <w:t>申命記28:9</w:t>
-        </w:r>
-      </w:hyperlink>
+      <w:r>
+        <w:rPr>
+          <w:lang w:val="zh_TW" w:bidi="zh_TW"/>
+        </w:rPr>
+        <w:t>申命記28:9</w:t>
+      </w:r>
     </w:p>
     <w:p>
       <w:pPr>
@@ -570,18 +552,12 @@
           <w:lang w:val="zh_TW" w:bidi="zh_TW"/>
         </w:rPr>
       </w:r>
-      <w:hyperlink r:id="rId16">
-        <w:r>
-          <w:rPr>
-            <w:lang w:val="zh_TW" w:bidi="zh_TW"/>
-          </w:rPr>
-          <w:rPr>
-            <w:color w:val="0000EE"/>
-            <w:u w:val="single"/>
-          </w:rPr>
-          <w:t>創世記49:16</w:t>
-        </w:r>
-      </w:hyperlink>
+      <w:r>
+        <w:rPr>
+          <w:lang w:val="zh_TW" w:bidi="zh_TW"/>
+        </w:rPr>
+        <w:t>創世記49:16</w:t>
+      </w:r>
     </w:p>
     <w:p>
       <w:pPr>
@@ -594,18 +570,12 @@
           <w:lang w:val="zh_TW" w:bidi="zh_TW"/>
         </w:rPr>
       </w:r>
-      <w:hyperlink r:id="rId17">
-        <w:r>
-          <w:rPr>
-            <w:lang w:val="zh_TW" w:bidi="zh_TW"/>
-          </w:rPr>
-          <w:rPr>
-            <w:color w:val="0000EE"/>
-            <w:u w:val="single"/>
-          </w:rPr>
-          <w:t>路得記1:16</w:t>
-        </w:r>
-      </w:hyperlink>
+      <w:r>
+        <w:rPr>
+          <w:lang w:val="zh_TW" w:bidi="zh_TW"/>
+        </w:rPr>
+        <w:t>路得記1:16</w:t>
+      </w:r>
     </w:p>
     <w:p>
       <w:pPr>
@@ -1041,18 +1011,12 @@
           <w:lang w:val="zh_TW" w:bidi="zh_TW"/>
         </w:rPr>
       </w:r>
-      <w:hyperlink r:id="rId18">
-        <w:r>
-          <w:rPr>
-            <w:lang w:val="zh_TW" w:bidi="zh_TW"/>
-          </w:rPr>
-          <w:rPr>
-            <w:color w:val="0000EE"/>
-            <w:u w:val="single"/>
-          </w:rPr>
-          <w:t>使徒行傳2:29–31</w:t>
-        </w:r>
-      </w:hyperlink>
+      <w:r>
+        <w:rPr>
+          <w:lang w:val="zh_TW" w:bidi="zh_TW"/>
+        </w:rPr>
+        <w:t>使徒行傳2:29–31</w:t>
+      </w:r>
     </w:p>
     <w:p>
       <w:pPr>
@@ -1065,18 +1029,12 @@
           <w:lang w:val="zh_TW" w:bidi="zh_TW"/>
         </w:rPr>
       </w:r>
-      <w:hyperlink r:id="rId19">
-        <w:r>
-          <w:rPr>
-            <w:lang w:val="zh_TW" w:bidi="zh_TW"/>
-          </w:rPr>
-          <w:rPr>
-            <w:color w:val="0000EE"/>
-            <w:u w:val="single"/>
-          </w:rPr>
-          <w:t>使徒行傳7:6–8</w:t>
-        </w:r>
-      </w:hyperlink>
+      <w:r>
+        <w:rPr>
+          <w:lang w:val="zh_TW" w:bidi="zh_TW"/>
+        </w:rPr>
+        <w:t>使徒行傳7:6–8</w:t>
+      </w:r>
     </w:p>
     <w:p>
       <w:pPr>
@@ -1089,18 +1047,12 @@
           <w:lang w:val="zh_TW" w:bidi="zh_TW"/>
         </w:rPr>
       </w:r>
-      <w:hyperlink r:id="rId20">
-        <w:r>
-          <w:rPr>
-            <w:lang w:val="zh_TW" w:bidi="zh_TW"/>
-          </w:rPr>
-          <w:rPr>
-            <w:color w:val="0000EE"/>
-            <w:u w:val="single"/>
-          </w:rPr>
-          <w:t>使徒行傳7:9</w:t>
-        </w:r>
-      </w:hyperlink>
+      <w:r>
+        <w:rPr>
+          <w:lang w:val="zh_TW" w:bidi="zh_TW"/>
+        </w:rPr>
+        <w:t>使徒行傳7:9</w:t>
+      </w:r>
     </w:p>
     <w:p>
       <w:pPr>
@@ -1113,18 +1065,12 @@
           <w:lang w:val="zh_TW" w:bidi="zh_TW"/>
         </w:rPr>
       </w:r>
-      <w:hyperlink r:id="rId21">
-        <w:r>
-          <w:rPr>
-            <w:lang w:val="zh_TW" w:bidi="zh_TW"/>
-          </w:rPr>
-          <w:rPr>
-            <w:color w:val="0000EE"/>
-            <w:u w:val="single"/>
-          </w:rPr>
-          <w:t>以斯拉記3:12–13</w:t>
-        </w:r>
-      </w:hyperlink>
+      <w:r>
+        <w:rPr>
+          <w:lang w:val="zh_TW" w:bidi="zh_TW"/>
+        </w:rPr>
+        <w:t>以斯拉記3:12–13</w:t>
+      </w:r>
     </w:p>
     <w:p>
       <w:pPr>
